--- a/All_Books/09 THOUSAND LIVES/Word vervion/THOUSAND_LIVES_de_A6.docx
+++ b/All_Books/09 THOUSAND LIVES/Word vervion/THOUSAND_LIVES_de_A6.docx
@@ -4975,7 +4975,6 @@
           <w:szCs w:val="32"/>
         </w:rPr>
       </w:pPr>
-      <w:bookmarkStart w:id="0" w:name="_GoBack"/>
       <w:r>
         <w:rPr>
           <w:rFonts w:ascii="Palatino Linotype" w:hAnsi="Palatino Linotype" w:cs="Palatino Linotype"/>
@@ -4994,7 +4993,6 @@
         <w:t>Schlangenkönig verwundet schien und versuchte, mit einer kleinen Gruppe von etwa zwanzig Tieren in die tückischen Unterwasserberge zu fliehen. In dem Glauben, dies sei eine einmalige Gelegenheit, den Krieg zu beenden, traf ich eine schicksalhafte Entscheidung: Ich trennte mich von der Hauptarmee und führte nur über fünfhundert der elitärsten und wendigsten Krieger für eine blitzschnelle Verfolgung an. Wir stürmten mit brennendem Eifer voran, ohne zu ahnen, dass die schwächliche ‚Flucht‘ nur ein ausgeklügeltes Schauspiel war, um mich in eine Todesfalle zu locken.</w:t>
       </w:r>
     </w:p>
-    <w:bookmarkEnd w:id="0"/>
     <w:p>
       <w:pPr>
         <w:pStyle w:val="NormalWeb"/>
@@ -5626,7 +5624,23 @@
           <w:sz w:val="32"/>
           <w:szCs w:val="32"/>
         </w:rPr>
-        <w:t xml:space="preserve">Diese Geschichte ereignete sich vor sehr, sehr langer Zeit, vielleicht vor etwa siebzigtausend Jahren nach unserer heutigen Zeitrechnung. Jene LIVESe gehörte zu einer Zivilisation, </w:t>
+        <w:t xml:space="preserve">Diese Geschichte ereignete sich vor sehr, sehr langer Zeit, vielleicht vor etwa siebzigtausend Jahren nach unserer heutigen Zeitrechnung. Jene </w:t>
+      </w:r>
+      <w:r>
+        <w:rPr>
+          <w:rFonts w:ascii="Palatino Linotype" w:hAnsi="Palatino Linotype" w:cs="Palatino Linotype"/>
+          <w:sz w:val="32"/>
+          <w:szCs w:val="32"/>
+        </w:rPr>
+        <w:t>Epoche</w:t>
+      </w:r>
+      <w:r>
+        <w:rPr>
+          <w:rFonts w:ascii="Palatino Linotype" w:hAnsi="Palatino Linotype" w:cs="Palatino Linotype"/>
+          <w:sz w:val="32"/>
+          <w:szCs w:val="32"/>
+        </w:rPr>
+        <w:t xml:space="preserve"> gehörte zu einer Zivilisation, </w:t>
       </w:r>
       <w:r>
         <w:rPr>
@@ -12361,7 +12375,23 @@
           <w:sz w:val="32"/>
           <w:szCs w:val="32"/>
         </w:rPr>
-        <w:t xml:space="preserve">Und ich verstand auch, dass jeder Kultivierungsweg immer von Prüfungen und Tests begleitet wird. Die Wahl zwischen einem Leben in Falschheit und dem Tod für die Wahrheit ist ein Test, dem sich viele Kultivierende in verschiedenen historischen LIVESen stellen mussten. Diese Wahl entscheidet letztendlich </w:t>
+        <w:t xml:space="preserve">Und ich verstand auch, dass jeder Kultivierungsweg immer von Prüfungen und Tests begleitet wird. Die Wahl zwischen einem Leben in Falschheit und dem Tod für die Wahrheit ist ein Test, dem sich viele Kultivierende in verschiedenen historischen </w:t>
+      </w:r>
+      <w:r>
+        <w:rPr>
+          <w:rFonts w:ascii="Palatino Linotype" w:hAnsi="Palatino Linotype" w:cs="Palatino Linotype"/>
+          <w:sz w:val="32"/>
+          <w:szCs w:val="32"/>
+        </w:rPr>
+        <w:t>Epoche</w:t>
+      </w:r>
+      <w:r>
+        <w:rPr>
+          <w:rFonts w:ascii="Palatino Linotype" w:hAnsi="Palatino Linotype" w:cs="Palatino Linotype"/>
+          <w:sz w:val="32"/>
+          <w:szCs w:val="32"/>
+        </w:rPr>
+        <w:t xml:space="preserve">n stellen mussten. Diese Wahl entscheidet letztendlich </w:t>
       </w:r>
       <w:r>
         <w:rPr>
@@ -14660,7 +14690,23 @@
           <w:szCs w:val="32"/>
         </w:rPr>
         <w:lastRenderedPageBreak/>
-        <w:t>Deshalb sind das, was wir heute sehen, nur stumme Bauwerke. Sie tragen die glorreiche Erinnerung an eine Zeit in sich, in der Menschen und Götter noch kommunizierten, sie tragen die Trauer einer untergegangenen Zivilisation und auch die dicken Staubschichten von Missverständnissen und Entweihung über viele LIVESen hinweg. Sie stehen immer noch da, wie Echos aus einer fernen Vergangenheit, und warten auf einen Tag, an dem die Menschen ihre wahre Bedeutung wieder verstehen können.</w:t>
+        <w:t xml:space="preserve">Deshalb sind das, was wir heute sehen, nur stumme Bauwerke. Sie tragen die glorreiche Erinnerung an eine Zeit in sich, in der Menschen und Götter noch kommunizierten, sie tragen die Trauer einer untergegangenen Zivilisation und auch die dicken Staubschichten von Missverständnissen und Entweihung über viele </w:t>
+      </w:r>
+      <w:r>
+        <w:rPr>
+          <w:rFonts w:ascii="Palatino Linotype" w:hAnsi="Palatino Linotype" w:cs="Palatino Linotype"/>
+          <w:sz w:val="32"/>
+          <w:szCs w:val="32"/>
+        </w:rPr>
+        <w:t>Epoche</w:t>
+      </w:r>
+      <w:r>
+        <w:rPr>
+          <w:rFonts w:ascii="Palatino Linotype" w:hAnsi="Palatino Linotype" w:cs="Palatino Linotype"/>
+          <w:sz w:val="32"/>
+          <w:szCs w:val="32"/>
+        </w:rPr>
+        <w:t>n hinweg. Sie stehen immer noch da, wie Echos aus einer fernen Vergangenheit, und warten auf einen Tag, an dem die Menschen ihre wahre Bedeutung wieder verstehen können.</w:t>
       </w:r>
     </w:p>
     <w:p>
@@ -15868,7 +15914,23 @@
           <w:sz w:val="32"/>
           <w:szCs w:val="32"/>
         </w:rPr>
-        <w:t xml:space="preserve">Beide LIVESen, die von Lygus und unsere, gehen einen sehr ähnlichen Weg. Es ist der Weg, auf dem die </w:t>
+        <w:t xml:space="preserve">Beide </w:t>
+      </w:r>
+      <w:r>
+        <w:rPr>
+          <w:rFonts w:ascii="Palatino Linotype" w:hAnsi="Palatino Linotype" w:cs="Palatino Linotype"/>
+          <w:sz w:val="32"/>
+          <w:szCs w:val="32"/>
+        </w:rPr>
+        <w:t>Epoche</w:t>
+      </w:r>
+      <w:r>
+        <w:rPr>
+          <w:rFonts w:ascii="Palatino Linotype" w:hAnsi="Palatino Linotype" w:cs="Palatino Linotype"/>
+          <w:sz w:val="32"/>
+          <w:szCs w:val="32"/>
+        </w:rPr>
+        <w:t xml:space="preserve">n, die von Lygus und unsere, gehen einen sehr ähnlichen Weg. Es ist der Weg, auf dem die </w:t>
       </w:r>
       <w:r>
         <w:rPr>
@@ -15898,7 +15960,27 @@
           <w:szCs w:val="32"/>
         </w:rPr>
         <w:lastRenderedPageBreak/>
-        <w:t>(River seufzt, als würde er die Trauer beider LIVESen auf seinen Schultern tragen, und setzt dann seine unterbrochene Geschichte fort.)</w:t>
+        <w:t xml:space="preserve">(River seufzt, als würde er die Trauer beider </w:t>
+      </w:r>
+      <w:r>
+        <w:rPr>
+          <w:rFonts w:ascii="Palatino Linotype" w:hAnsi="Palatino Linotype" w:cs="Palatino Linotype"/>
+          <w:i/>
+          <w:iCs/>
+          <w:sz w:val="32"/>
+          <w:szCs w:val="32"/>
+        </w:rPr>
+        <w:t>Epoche</w:t>
+      </w:r>
+      <w:r>
+        <w:rPr>
+          <w:rFonts w:ascii="Palatino Linotype" w:hAnsi="Palatino Linotype" w:cs="Palatino Linotype"/>
+          <w:i/>
+          <w:iCs/>
+          <w:sz w:val="32"/>
+          <w:szCs w:val="32"/>
+        </w:rPr>
+        <w:t>n auf seinen Schultern tragen, und setzt dann seine unterbrochene Geschichte fort.)</w:t>
       </w:r>
     </w:p>
     <w:p>
@@ -19030,7 +19112,23 @@
           <w:szCs w:val="32"/>
         </w:rPr>
         <w:lastRenderedPageBreak/>
-        <w:t>Es gab ein Leben, in dem ich in eine nicht allzu ferne LIVESe zurückkehrte, ein goldenes Zeitalter in der chinesischen Geschichte, in dem das Buddha-Gesetz, insbesondere der Chan-Buddhismus (Zen), prächtig gedieh – es war die Zeit der Tang-Dynastie.</w:t>
+        <w:t xml:space="preserve">Es gab ein Leben, in dem ich in eine nicht allzu ferne </w:t>
+      </w:r>
+      <w:r>
+        <w:rPr>
+          <w:rFonts w:ascii="Palatino Linotype" w:hAnsi="Palatino Linotype" w:cs="Palatino Linotype"/>
+          <w:sz w:val="32"/>
+          <w:szCs w:val="32"/>
+        </w:rPr>
+        <w:t>Epoche</w:t>
+      </w:r>
+      <w:r>
+        <w:rPr>
+          <w:rFonts w:ascii="Palatino Linotype" w:hAnsi="Palatino Linotype" w:cs="Palatino Linotype"/>
+          <w:sz w:val="32"/>
+          <w:szCs w:val="32"/>
+        </w:rPr>
+        <w:t xml:space="preserve"> zurückkehrte, ein goldenes Zeitalter in der chinesischen Geschichte, in dem das Buddha-Gesetz, insbesondere der Chan-Buddhismus (Zen), prächtig gedieh – es war die Zeit der Tang-Dynastie.</w:t>
       </w:r>
     </w:p>
     <w:p>
@@ -27246,6 +27344,61 @@
     <w:p>
       <w:pPr>
         <w:pStyle w:val="NormalWeb"/>
+        <w:rPr>
+          <w:rFonts w:ascii="Palatino Linotype" w:hAnsi="Palatino Linotype" w:cs="Palatino Linotype"/>
+          <w:sz w:val="32"/>
+          <w:szCs w:val="32"/>
+        </w:rPr>
+      </w:pPr>
+      <w:r>
+        <w:rPr>
+          <w:rFonts w:ascii="Palatino Linotype" w:hAnsi="Palatino Linotype" w:cs="Palatino Linotype"/>
+          <w:sz w:val="32"/>
+          <w:szCs w:val="32"/>
+        </w:rPr>
+        <w:t xml:space="preserve">– </w:t>
+      </w:r>
+      <w:bookmarkStart w:id="0" w:name="_GoBack"/>
+      <w:r>
+        <w:rPr>
+          <w:rFonts w:ascii="Palatino Linotype" w:hAnsi="Palatino Linotype" w:cs="Palatino Linotype"/>
+          <w:i/>
+          <w:sz w:val="32"/>
+          <w:szCs w:val="32"/>
+        </w:rPr>
+        <w:t>Das Universum Jenseits Des Urknalls</w:t>
+      </w:r>
+      <w:r>
+        <w:rPr>
+          <w:rFonts w:ascii="Palatino Linotype" w:hAnsi="Palatino Linotype" w:cs="Palatino Linotype"/>
+          <w:sz w:val="32"/>
+          <w:szCs w:val="32"/>
+        </w:rPr>
+        <w:t xml:space="preserve"> </w:t>
+      </w:r>
+      <w:bookmarkEnd w:id="0"/>
+      <w:r>
+        <w:rPr>
+          <w:rFonts w:ascii="Palatino Linotype" w:hAnsi="Palatino Linotype" w:cs="Palatino Linotype"/>
+          <w:sz w:val="32"/>
+          <w:szCs w:val="32"/>
+        </w:rPr>
+        <w:t>(The Universe Beyond The Big Bang)</w:t>
+      </w:r>
+    </w:p>
+    <w:p>
+      <w:pPr>
+        <w:pStyle w:val="NormalWeb"/>
+        <w:rPr>
+          <w:rFonts w:ascii="Palatino Linotype" w:hAnsi="Palatino Linotype" w:cs="Palatino Linotype"/>
+          <w:sz w:val="32"/>
+          <w:szCs w:val="32"/>
+        </w:rPr>
+      </w:pPr>
+    </w:p>
+    <w:p>
+      <w:pPr>
+        <w:pStyle w:val="NormalWeb"/>
         <w:pBdr>
           <w:bottom w:val="single" w:sz="4" w:space="0" w:color="auto"/>
         </w:pBdr>
@@ -27270,6 +27423,7 @@
           <w:sz w:val="32"/>
           <w:szCs w:val="32"/>
         </w:rPr>
+        <w:lastRenderedPageBreak/>
         <w:br w:type="page"/>
       </w:r>
     </w:p>
@@ -27432,7 +27586,7 @@
             <w:sz w:val="24"/>
             <w:szCs w:val="24"/>
           </w:rPr>
-          <w:t>157</w:t>
+          <w:t>751</w:t>
         </w:r>
         <w:r>
           <w:rPr>
